--- a/output.docx
+++ b/output.docx
@@ -4,66 +4,199 @@
   <w:body>
     <w:p>
       <w:r>
-        <w:t>--- language.js ---</w:t>
+        <w:t>--- index.html ---</w:t>
       </w:r>
     </w:p>
     <w:p>
       <w:r>
-        <w:t xml:space="preserve">//languageData.js
-export const languageData = {
-    vi: {
-      title: "Game Hứng Táo",
-      startGame: "Chơi ngay",
-      settings: "Cài đặt",
-      fallSpeed: "Tốc độ rơi:",
-      basketSpeed: "Tốc độ di chuyển giỏ:",
-      controlType: "Chọn kiểu điều khiển:",
-      keyboard: "Bàn phím",
-      handtracking: "Hand Tracking",
-      languageSelect: "Chọn ngôn ngữ:",
-      save: "Lưu",
-      back: "Quay lại",
-      returnMenu: "Về Menu",
-      score: "Điểm",
-      time: "Thời gian",
-      control: "Điều khiển"
-    },
-    en: {
-      title: "Apple Catch Game",
-      startGame: "Play Now",
-      settings: "Settings",
-      fallSpeed: "Fall Speed:",
-      basketSpeed: "Basket Move Speed:",
-      controlType: "Select Control Type:",
-      keyboard: "Keyboard",
-      handtracking: "Hand Tracking",
-      languageSelect: "Select Language:",
-      save: "Save",
-      back: "Back",
-      returnMenu: "Return to Menu",
-      score: "Score",
-      time: "Time",
-      control: "Control"
-    },
-    zh: {
-      title: "接苹果游戏",
-      startGame: "开始游戏",
-      settings: "设置",
-      fallSpeed: "掉落速度:",
-      basketSpeed: "篮子移动速度:",
-      controlType: "选择控制方式:",
-      keyboard: "键盘",
-      handtracking: "手部追踪",
-      languageSelect: "选择语言:",
-      save: "保存",
-      back: "返回",
-      returnMenu: "返回菜单",
-      score: "得分",
-      time: "时间",
-      control: "控制方式"
-    }
-  };
-  </w:t>
+        <w:t>&lt;!--index.html--&gt;
+&lt;!DOCTYPE html&gt;
+&lt;html lang="vi"&gt;
+&lt;head&gt;
+  &lt;meta charset="UTF-8"&gt;
+  &lt;meta name="viewport" content="width=device-width, initial-scale=1.0"&gt;
+  &lt;title&gt;Game Hứng Táo&lt;/title&gt;
+  &lt;script src="https://cdn.jsdelivr.net/npm/phaser@3.60.0/dist/phaser.js"&gt;&lt;/script&gt;
+  &lt;script src="https://cdn.jsdelivr.net/npm/@mediapipe/camera_utils"&gt;&lt;/script&gt;
+  &lt;script src="https://cdn.jsdelivr.net/npm/@mediapipe/hands"&gt;&lt;/script&gt;
+  &lt;script src="https://connect.facebook.net/en_US/fbinstant.6.3.js"&gt;&lt;/script&gt;
+  &lt;link rel="icon" type="image/x-icon" href="public/assets/favicon.ico"&gt;
+  &lt;link rel="stylesheet" href="style.css"&gt;
+&lt;/head&gt;
+&lt;body&gt;
+  &lt;h1 id="gameTitle"&gt;Game Hứng Táo&lt;/h1&gt;
+  &lt;div id="mainMenu" style="display: block;"&gt;
+    &lt;button id="startGameBtn"&gt;Chơi ngay&lt;/button&gt;
+    &lt;button id="settingsBtn"&gt;Cài đặt&lt;/button&gt;
+    &lt;div id="leaderboard"&gt;
+      &lt;h3&gt;Bảng xếp hạng:&lt;/h3&gt;
+      &lt;ul id="leaderboardList" style="list-style: none; padding: 0;"&gt;&lt;/ul&gt;
+    &lt;/div&gt;    
+  &lt;/div&gt;
+  &lt;div id="settings"&gt;
+    &lt;label id="fallSpeedLabel"&gt;Tốc độ rơi: &lt;input id="speedSlider" type="range" min="10" max="100" step="10"
+        value="50"&gt;&lt;/label&gt;
+    &lt;span id="speedValue"&gt;50&lt;/span&gt;
+    &lt;br&gt;&lt;br&gt;
+    &lt;label id="basketSpeedLabel"&gt;Tốc độ di chuyển giỏ: &lt;input id="basketSpeedSlider" type="range" min="50" max="500"
+        step="50" value="200"&gt;&lt;/label&gt;
+    &lt;span id="basketSpeedValue"&gt;200&lt;/span&gt;
+    &lt;h3 id="controlTypeTitle"&gt;Chọn kiểu điều khiển:&lt;/h3&gt;
+    &lt;label&gt;&lt;input type="radio" name="controlType" value="keyboard" checked&gt; &lt;span id="keyboardLabel"&gt;Bàn
+        phím&lt;/span&gt;&lt;/label&gt;
+    &lt;label&gt;&lt;input type="radio" name="controlType" value="handtracking"&gt; &lt;span id="handtrackingLabel"&gt;Hand
+        Tracking&lt;/span&gt;&lt;/label&gt;
+        &lt;label&gt;&lt;input type="radio" name="controlType" value="virtualButtons"&gt; &lt;span id="virtualButtonsLabel"&gt;Nút điều khiển ảo&lt;/span&gt;&lt;/label&gt;
+    &lt;h3 id="languageSelectTitle"&gt;Chọn ngôn ngữ:&lt;/h3&gt;
+    &lt;select id="languageSelect"&gt;
+      &lt;option value="vi" selected&gt;Tiếng Việt&lt;/option&gt;
+      &lt;option value="en"&gt;English&lt;/option&gt;
+      &lt;option value="zh"&gt;中文&lt;/option&gt;
+    &lt;/select&gt;
+    &lt;h3&gt;Chọn chế độ chơi:&lt;/h3&gt;
+    &lt;label&gt;&lt;input type="radio" name="gameMode" value="free" checked&gt; Chế độ Tự Do&lt;/label&gt;
+    &lt;label&gt;&lt;input type="radio" name="gameMode" value="60s"&gt; Chế độ 60 Giây&lt;/label&gt;
+    &lt;button id="saveSettingsBtn"&gt;Lưu&lt;/button&gt;
+    &lt;button id="backToMenuBtn"&gt;Quay lại&lt;/button&gt;
+  &lt;/div&gt;
+  &lt;div id="gameScreen"&gt;
+    &lt;canvas id="gameCanvas"&gt;&lt;/canvas&gt;
+    &lt;button id="returnToMenuBtn"&gt;Về Menu&lt;/button&gt;
+  &lt;/div&gt;
+  &lt;button id="Nut_Webcam"&gt;Bật Webcam&lt;/button&gt;
+  &lt;div id="canvas_feedback"&gt;
+      &lt;canvas id="canvas"&gt;&lt;/canvas&gt;
+  &lt;/div&gt;
+  &lt;!-- Nút điều khiển ảo trái-phải --&gt;
+&lt;div id="virtual-controls"&gt;
+  &lt;button id="btn-left"&gt;◀&lt;/button&gt;
+  &lt;button id="btn-right"&gt;▶&lt;/button&gt;
+&lt;/div&gt;
+  &lt;script type="module" src="/game.js"&gt;&lt;/script&gt;
+&lt;/body&gt;
+&lt;/html&gt;</w:t>
+      </w:r>
+    </w:p>
+    <w:p>
+      <w:r>
+        <w:t xml:space="preserve">
+</w:t>
+      </w:r>
+    </w:p>
+    <w:p>
+      <w:r>
+        <w:t>--- style.css ---</w:t>
+      </w:r>
+    </w:p>
+    <w:p>
+      <w:r>
+        <w:t>/*style.css*/
+@import url('https://fonts.googleapis.com/css2?family=Poppins:wght@400;700&amp;display=swap');
+* {
+  margin: 0;
+  padding: 0;
+  box-sizing: border-box;
+  font-family: 'Poppins', sans-serif;
+}
+body {
+  display: flex;
+  flex-direction: column;
+  align-items: center;
+  justify-content: flex-start;
+  background-color: #121212;
+  color: #ffffff;
+  min-height: 100vh;
+  padding-top: 40px;
+  text-align: center;
+}
+h1 {
+  margin-bottom: 20px;
+  font-size: 36px;
+  font-weight: 700;
+  color: #ffcc00;
+  text-shadow: 2px 2px #000;
+}
+canvas {
+  border: 3px solid #ffffff;
+  width: 500px;
+  height: 500px;
+  border-radius: 15px;
+  box-shadow: 0px 0px 20px rgba(255, 255, 255, 0.3);
+}
+#mainMenu, #settings, #gameScreen {
+  padding: 20px;
+  background-color: rgba(30, 30, 30, 0.9);
+  border-radius: 10px;
+  box-shadow: 0px 4px 15px rgba(0,0,0,0.5);
+  margin-top: 20px;
+  display: none;
+}
+button {
+  width: 220px;
+  padding: 14px;
+  font-size: 18px;
+  font-weight: bold;
+  border: none;
+  border-radius: 30px;
+  cursor: pointer;
+  background: linear-gradient(135deg, #3498db, #2980b9);
+  color: white;
+  transition: all 0.3s ease;
+  margin: 10px;
+  box-shadow: 0px 4px 10px rgba(0,0,0,0.3);
+}
+button:hover {
+  background: linear-gradient(135deg, #5dade2, #3498db);
+  transform: scale(1.05);
+}
+select {
+    width: 220px;
+    padding: 12px;
+    font-size: 18px;
+    font-weight: bold;
+    border: 2px solid #3498db;
+    border-radius: 10px;
+    cursor: pointer;
+    background: linear-gradient(135deg, #2c3e50, #3498db);
+    color: white;
+    transition: all 0.3s ease;
+    appearance: none; /* Ẩn kiểu mặc định của trình duyệt */
+    text-align: center;
+}
+select:hover {
+    background: linear-gradient(135deg, #5dade2, #3498db);
+    transform: scale(1.05);
+}
+select:focus {
+    outline: none;
+    box-shadow: 0px 0px 10px rgba(52, 152, 219, 0.8);
+}
+option {
+    background-color: #2c3e50;
+    color: white;
+    padding: 10px;
+}
+/*Nút điều khiển ảo*/
+#virtual-controls {
+  position: fixed;
+  bottom: 20px;
+  left: 50%;
+  transform: translateX(-50%);
+  z-index: 1000;
+  display: flex;
+  gap: 20px;
+}
+#virtual-controls button {
+  width: 60px;
+  height: 60px;
+  font-size: 28px;
+  border: none;
+  border-radius: 50%;
+  background-color: rgba(0, 0, 0, 0.5);
+  color: white;
+  box-shadow: 0 0 10px #000;
+  touch-action: none; /* Ngăn double-tap zoom trên mobile */
+}</w:t>
       </w:r>
     </w:p>
     <w:p>
@@ -155,122 +288,48 @@
     </w:p>
     <w:p>
       <w:r>
-        <w:t>--- gamescene.js ---</w:t>
+        <w:t>--- firebaseModule.js ---</w:t>
       </w:r>
     </w:p>
     <w:p>
       <w:r>
-        <w:t>//gamescene.js
-import { getCurrentHandX } from './handsModule.js';
-import { languageData } from './language.js';
-export class GameScene extends Phaser.Scene {
-    constructor() {
-        super("scene-game");
-        this.player;
-        this.target;
-        this.cursor;
-        this.score = 0;
-        this.timeElapsed = 0;
-        this.scoreText;
-        this.timeText;
-        this.controlText;
-        this.mode = localStorage.getItem("gameMode") || "free";
-        this.remainingTime = 60; // 60s nếu cần
-        this.timerText; // sẽ tạo 1 text hiện thời gian đếm ngược
-        this.gameEnded = false; // kiểm soát trạng thái kết thúc
-    }
-    preload() {
-        this.load.image("bg", "public/assets/caytao.png");
-        this.load.image("basket", "public/assets/basket.png");
-        this.load.image("apple", "public/assets/apple.png");
-        // Âm thanh game 
-        this.load.audio("bgMusic", "public/assets/bgMusic.mp3");
-        this.load.audio("coinSound", "public/assets/coin.mp3");
-    }
-    create() {
-        //Âm thanh background
-        this.bgMusic = this.sound.add("bgMusic", { loop: true, volume: 0.5 });
-        this.bgMusic.play();
-        if (this.mode === "60s") {
-            this.timerText = this.add.text(300, 10, "60", { fontSize: "22px", fill: "#ff3333", stroke: "#000", strokeThickness: 2 });
-        }
-        const lang = localStorage.getItem("language") || "vi";
-        const texts = languageData[lang];
-        this.add.image(0, 0, "bg").setOrigin(0, 0);
-        this.player = this.physics.add.image(0, 500, "basket").setCollideWorldBounds(true);
-        this.target = this.physics.add.image(Math.random() * 500, 0, "apple").setVelocityY(50);
-        this.cursor = this.input.keyboard.createCursorKeys();
-        this.scoreText = this.add.text(10, 10, `${texts.score}: 0`, { fontSize: "22px", fill: "#ffcc00", stroke: "#000", strokeThickness: 2 });
-        this.timeText = this.add.text(10, 40, `${texts.time}: 0s`, { fontSize: "20px", fill: "#66ff99", stroke: "#000", strokeThickness: 2 });
-        this.controlText = this.add.text(10, 70, "", { fontSize: "18px", fill: "#ffffff", strokeThickness: 1 });
-        this.modeText = this.add.text(10, 100, "", { fontSize: "18px", fill: "#ffffff", strokeThickness: 1 });
-        this.physics.add.overlap(this.player, this.target, this.catchApple, null, this);
-    }
-    update() {
-        const lang = localStorage.getItem("language") || "vi";
-        const texts = languageData[lang];
-        const savedControlType = localStorage.getItem("controlType") || "keyboard";
-        this.controlText.setText(`${texts.control}: ${savedControlType === "keyboard" ? texts.keyboard : texts.handtracking}`);
-        this.modeText.setText(`Chế độ: ${this.mode === "60s" ? "60 Giây" : "Tự Do"}`);
-        if (this.mode === "60s" &amp;&amp; !this.gameEnded) {
-            this.remainingTime -= this.game.loop.delta / 1000;
-            if (this.remainingTime &lt;= 0) {
-                this.remainingTime = 0;
-                this.endGame();
-            }
-            this.timeText.setText(`${texts.time}: ${Math.floor(this.remainingTime)}s`);
-        } else {
-            this.timeElapsed += this.game.loop.delta / 1000;
-            this.timeText.setText(`${texts.time}: ${Math.floor(this.timeElapsed)}s`);
-        } 
-        const controlType = localStorage.getItem("controlType") || "keyboard";
-        if (controlType === "handtracking") {
-            const handX = getCurrentHandX(); // [0, 1] là tỉ lệ so với khung hình webcam
-            const canvasWidth = this.sys.canvas.width;
-            const targetX = handX * canvasWidth;
-            this.player.x = Phaser.Math.Clamp(targetX, 0 + this.player.width / 2, canvasWidth - this.player.width / 2);
-            this.player.setVelocityX(0); // giữ đứng yên theo trục X vì ta cập nhật trực tiếp
-        } else {
-            if (this.cursor.left.isDown) {
-                this.player.setVelocityX(-200);
-            } else if (this.cursor.right.isDown) {
-                this.player.setVelocityX(200);
-            } else {
-                this.player.setVelocityX(0);
-            }
-        }
-        if (this.target.y &gt;= 500) {
-            this.target.setY(0);
-            this.target.setX(Math.random() * 500);
-        }
-    }    
-    catchApple() {
-        //Âm thanh khi bắt táo 
-        this.sound.play("coinSound", { volume: 1 });
-        this.score += 10;
-        this.scoreText.setText(`${languageData.vi.score}: ${this.score}`);
-        this.target.setY(0);
-        this.target.setX(Math.random() * 500);
-        const lang = localStorage.getItem("language") || "vi";
-        const texts = languageData[lang];
-        this.score += 10;
-        this.scoreText.setText(`${texts.score}: ${this.score}`);
-        this.target.setY(0);
-        this.target.setX(Math.random() * 500);
-    }
-    endGame() {
-        this.gameEnded = true;
-        this.physics.pause();
-        const lang = localStorage.getItem("language") || "vi";
-        const texts = languageData[lang];
-        this.add.text(150, 220, `Kết thúc!\n${texts.score}: ${this.score}`, {
-            fontSize: "28px",
-            fill: "#ffffff",
-            align: "center",
-            stroke: "#000",
-            strokeThickness: 3
-        }).setOrigin(0.5);
-    }
+        <w:t>// firebaseModule.js
+const FIREBASE_DB_URL = "https://gamehungtraicay-d301f-default-rtdb.asia-southeast1.firebasedatabase.app";
+//Hàm lưu điểm (POST)
+export function saveScore(name, score) {
+  console.log("Đang gửi điểm lên Firebase:", name, score);
+  return fetch(`${FIREBASE_DB_URL}/scores.json`, {
+    method: "POST",
+    headers: {
+      "Content-Type": "application/json"
+    },
+    body: JSON.stringify({
+      name: name,
+      score: score,
+      time: Date.now()
+    })
+  })
+    .then((res) =&gt; res.json())
+    .then((data) =&gt; {
+      console.log("Gửi thành công:", data);
+    })
+    .catch((err) =&gt; {
+      console.error("Lỗi khi gửi điểm:", err);
+    });
+}
+// Hàm lấy top 5 điểm cao (GET + sắp xếp)
+export async function getTopScores() {
+  try {
+    const response = await fetch(`${FIREBASE_DB_URL}/scores.json`);
+    const data = await response.json();
+    if (!data) return [];
+    const allScores = Object.values(data);
+    allScores.sort((a, b) =&gt; b.score - a.score);
+    return allScores.slice(0, 5);
+  } catch (err) {
+    console.error("Lỗi khi lấy bảng xếp hạng:", err);
+    return [];
+  }
 }</w:t>
       </w:r>
     </w:p>
@@ -287,13 +346,17 @@
     </w:p>
     <w:p>
       <w:r>
-        <w:t xml:space="preserve">//game.js
+        <w:t>//game.js
 import { GameScene } from './gamescene.js';
 import { languageData } from './language.js';
+import { getTopScores } from './firebaseModule.js';
+import { saveScore } from './firebaseModule.js';
 import { setupHandsTracking, setupWebcamToggle } from './handsModule.js';
 const canvasElement = document.getElementById("canvas");
 const toggleBtn = document.getElementById("Nut_Webcam");
 const hands = setupHandsTracking(canvasElement, toggleBtn);
+const selectedControl = document.querySelector('input[name="controlType"]:checked').value;
+localStorage.setItem("controlType", selectedControl);
 setupWebcamToggle(toggleBtn, hands);
 let game;
 let speedDown = 50;
@@ -350,12 +413,237 @@
   });
 });
 document.getElementById("returnToMenuBtn").addEventListener("click", () =&gt; {
+  // Ẩn game, hiện menu
   document.getElementById("gameScreen").style.display = "none";
   document.getElementById("mainMenu").style.display = "block";
+  // Xoá game nếu tồn tại
   if (game) game.destroy(true);
+  // 👉 Gọi lại leaderboard ngay
+  loadLeaderboard();
 });
 updateTexts();
+//Bảng xếp hạng
+async function loadLeaderboard() {
+  const list = document.getElementById("leaderboardList");
+  list.innerHTML = "&lt;li&gt;Đang tải...&lt;/li&gt;";
+  try {
+    const scores = await getTopScores();
+    if (scores.length === 0) {
+      list.innerHTML = "&lt;li&gt;Chưa có dữ liệu.&lt;/li&gt;";
+      return;
+    }
+    list.innerHTML = "";
+    scores.forEach((entry, index) =&gt; {
+      const li = document.createElement("li");
+      li.textContent = `${index + 1}. ${entry.name} - ${entry.score} điểm`;
+      list.appendChild(li);
+    });
+  } catch (err) {
+    console.error("Lỗi khi tải bảng xếp hạng:", err);
+    list.innerHTML = "&lt;li&gt;Lỗi khi tải dữ liệu.&lt;/li&gt;";
+  }
+}</w:t>
+      </w:r>
+    </w:p>
+    <w:p>
+      <w:r>
+        <w:t xml:space="preserve">
 </w:t>
+      </w:r>
+    </w:p>
+    <w:p>
+      <w:r>
+        <w:t>--- gamescene.js ---</w:t>
+      </w:r>
+    </w:p>
+    <w:p>
+      <w:r>
+        <w:t>import { getCurrentHandX } from './handsModule.js';
+import { languageData } from './language.js';
+import { saveScore } from './firebaseModule.js';
+export class GameScene extends Phaser.Scene {
+    constructor() {
+        super("scene-game");
+        this.player;
+        this.target;
+        this.cursor;
+        this.score = 0;
+        this.timeElapsed = 0;
+        this.scoreText;
+        this.timeText;
+        this.controlText;
+        this.mode = localStorage.getItem("gameMode") || "free";
+        this.remainingTime = 60;
+        this.timerText;
+        this.gameEnded = false;
+    }
+    preload() {
+        this.load.image("bg", "assets/caytao.png");
+        this.load.image("basket", "assets/basket.png");
+        this.load.image("apple", "assets/apple.png");
+        this.load.audio("bgMusic", "assets/bgMusic.mp3");
+        this.load.audio("coinSound", "assets/coin.mp3");
+    }
+    create() {
+        this.leftPressed = false;
+        this.rightPressed = false;
+        // Sự kiện cảm ứng
+        const leftBtn = document.getElementById("btn-left");
+        const rightBtn = document.getElementById("btn-right");
+        leftBtn?.addEventListener("touchstart", () =&gt; {
+            this.leftPressed = true;
+            console.log("Nút trái nhấn");
+        });
+        leftBtn?.addEventListener("touchend", () =&gt; {
+            this.leftPressed = false;
+            console.log("Nút trái nhả");
+        });
+        rightBtn?.addEventListener("touchstart", () =&gt; {
+            this.rightPressed = true;
+            console.log("Nút phải nhấn");
+        });
+        rightBtn?.addEventListener("touchend", () =&gt; {
+            this.rightPressed = false;
+            console.log("Nút phải nhả");
+        });        
+        // Logic phát nhạc
+        this.bgMusic = this.sound.add("bgMusic", { loop: true, volume: 0.5 });
+        this.bgMusic.play();
+        if (this.mode === "60s") {
+            this.timerText = this.add.text(300, 10, "60", {
+                fontSize: "22px",
+                fill: "#ff3333",
+                stroke: "#000",
+                strokeThickness: 2
+            });
+        }
+        // Logic thay đổi ngôn ngữ 
+        const lang = localStorage.getItem("language") || "vi";
+        const texts = languageData[lang];
+        this.add.image(0, 0, "bg").setOrigin(0, 0);
+        this.player = this.physics.add.image(0, 500, "basket").setCollideWorldBounds(true);
+        this.target = this.physics.add.image(Math.random() * 500, 0, "apple").setVelocityY(50);
+        this.cursor = this.input.keyboard.createCursorKeys();
+        this.scoreText = this.add.text(10, 10, `${texts.score}: 0`, {
+            fontSize: "22px",
+            fill: "#ffcc00",
+            stroke: "#000",
+            strokeThickness: 2
+        });
+        this.timeText = this.add.text(10, 40, `${texts.time}: 0s`, {
+            fontSize: "20px",
+            fill: "#66ff99",
+            stroke: "#000",
+            strokeThickness: 2
+        });
+        this.controlText = this.add.text(10, 70, "", {
+            fontSize: "18px",
+            fill: "#ffffff",
+            strokeThickness: 1
+        });
+        this.modeText = this.add.text(10, 100, "", {
+            fontSize: "18px",
+            fill: "#ffffff",
+            strokeThickness: 1
+        });
+        this.physics.add.overlap(this.player, this.target, this.catchApple, null, this);
+    }
+    update() {
+        //Logic hiển thị ngôn ngữ lựa chọn
+        const lang = localStorage.getItem("language") || "vi";
+        const texts = languageData[lang];
+        const controlType = localStorage.getItem("controlType") || "keyboard";
+        this.controlText.setText(`${texts.control}: ${controlType === "keyboard" ? texts.keyboard : texts.handtracking}`);
+        this.modeText.setText(`Chế độ: ${this.mode === "60s" ? "60 Giây" : "Tự Do"}`);
+        if (this.mode === "60s" &amp;&amp; !this.gameEnded) {
+            this.remainingTime -= this.game.loop.delta / 1000;
+            if (this.remainingTime &lt;= 0) {
+                this.remainingTime = 0;
+                this.endGame();
+            }
+            this.timeText.setText(`${texts.time}: ${Math.floor(this.remainingTime)}s`);
+        } else {
+            this.timeElapsed += this.game.loop.delta / 1000;
+            this.timeText.setText(`${texts.time}: ${Math.floor(this.timeElapsed)}s`);
+        }
+        //Điều khiển bằng nút ảo 
+        if (controlType === "virtualButtons") {
+            if (this.leftPressed) {
+                this.player.setVelocityX(-200);
+                console.log("Giỏ đang di chuyển sang trái");
+            } else if (this.rightPressed) {
+                this.player.setVelocityX(200);
+                console.log("Giỏ đang di chuyển sang phải");
+            } else {
+                this.player.setVelocityX(0);
+                console.log("Giỏ dừng lại");
+            }
+        }
+        if (controlType === "handtracking") {
+            const handX = getCurrentHandX();
+            const canvasWidth = this.sys.canvas.width;
+            const targetX = handX * canvasWidth;
+            this.player.x = Phaser.Math.Linear(this.player.x, Phaser.Math.Clamp(targetX, 0 + this.player.width / 2, canvasWidth - this.player.width / 2), 0.2);
+            this.player.setVelocityX(0);
+        } 
+        else {
+            if (this.cursor.left.isDown || this.leftPressed) {
+                this.player.setVelocityX(-200);
+            } else if (this.cursor.right.isDown || this.rightPressed) {
+                this.player.setVelocityX(200);
+            } else {
+                this.player.setVelocityX(0);
+            }
+        }
+        if (this.target.y &gt;= 500) {
+            this.target.setY(0);
+            this.target.setX(Math.random() * 500);
+        }
+    }
+    catchApple() {
+        this.sound.play("coinSound", { volume: 1 });
+        this.score += 10;
+        const lang = localStorage.getItem("language") || "vi";
+        const texts = languageData[lang];
+        this.scoreText.setText(`${texts.score}: ${this.score}`);
+        this.target.setY(0);
+        this.target.setX(Math.random() * 500);
+    }
+    endGame() {
+        this.gameEnded = true;
+        this.physics.pause();
+        const lang = localStorage.getItem("language") || "vi";
+        const texts = languageData[lang];
+        const duration = Math.floor(this.timeElapsed);
+        const playerName = prompt("Nhập tên:");
+        if (playerName) {
+            saveScore(playerName, this.score);
+        }
+        this.add.text(150, 220, `Kết thúc!\n${texts.score}: ${this.score}`, {
+            fontSize: "28px",
+            fill: "#ffffff",
+            align: "center",
+            stroke: "#000",
+            strokeThickness: 3
+        }).setOrigin(0.5);
+    }
+}
+//Hàm lưu dữ liệu lên Firebase
+function saveScoreToFirebase(name, score, duration) {
+    fetch('https://gamehungtraicay-d301f-default-rtdb.asia-southeast1.firebasedatabase.app/scores.json', {
+        method: 'POST',
+        headers: { 'Content-Type': 'application/json' },
+        body: JSON.stringify({
+            name: name,
+            score: score,
+            duration: duration,
+            time: Date.now()
+        })
+    })
+    .then(res =&gt; res.json())
+    .then(data =&gt; console.log("Điểm đã được lưu:", data))
+    .catch(err =&gt; console.error("Lỗi khi lưu điểm:", err));
+}</w:t>
       </w:r>
     </w:p>
     <w:p>

--- a/output.docx
+++ b/output.docx
@@ -33,6 +33,7 @@
       &lt;ul id="leaderboardList" style="list-style: none; padding: 0;"&gt;&lt;/ul&gt;
     &lt;/div&gt;    
   &lt;/div&gt;
+  &lt;button onclick="loginWithFacebook()"&gt;Đăng nhập Facebook&lt;/button&gt;
   &lt;div id="settings"&gt;
     &lt;label id="fallSpeedLabel"&gt;Tốc độ rơi: &lt;input id="speedSlider" type="range" min="10" max="100" step="10"
         value="50"&gt;&lt;/label&gt;
@@ -72,7 +73,7 @@
   &lt;button id="btn-left"&gt;◀&lt;/button&gt;
   &lt;button id="btn-right"&gt;▶&lt;/button&gt;
 &lt;/div&gt;
-  &lt;script type="module" src="/game.js"&gt;&lt;/script&gt;
+  &lt;script type="module" src="game.js"&gt;&lt;/script&gt;
 &lt;/body&gt;
 &lt;/html&gt;</w:t>
       </w:r>
@@ -196,453 +197,6 @@
   color: white;
   box-shadow: 0 0 10px #000;
   touch-action: none; /* Ngăn double-tap zoom trên mobile */
-}</w:t>
-      </w:r>
-    </w:p>
-    <w:p>
-      <w:r>
-        <w:t xml:space="preserve">
-</w:t>
-      </w:r>
-    </w:p>
-    <w:p>
-      <w:r>
-        <w:t>--- handsModule.js ---</w:t>
-      </w:r>
-    </w:p>
-    <w:p>
-      <w:r>
-        <w:t>// handsModule.js
-export const setupHandsTracking = (canvasElement, toggleBtn) =&gt; {
-    const canvasCtx = canvasElement.getContext("2d");
-    const hands = new Hands({
-        locateFile: (file) =&gt; `https://cdn.jsdelivr.net/npm/@mediapipe/hands/${file}`
-    });
-    hands.setOptions({
-        maxNumHands: 2,
-        modelComplexity: 1,
-        minDetectionConfidence: 0.5,
-        minTrackingConfidence: 0.5
-    });
-    hands.onResults((results) =&gt; {
-        canvasCtx.clearRect(0, 0, canvasElement.width, canvasElement.height);
-        if (results.multiHandLandmarks) {
-            results.multiHandLandmarks.forEach((landmarks) =&gt; {
-                currentHandX = landmarks[9].x; // lấy tọa độ X của điểm lòng bàn tay
-                canvasCtx.strokeStyle = "yellow";
-                canvasCtx.lineWidth = 2;
-                for (let i = 0; i &lt; landmarks.length - 1; i++) {
-                    canvasCtx.beginPath();
-                    canvasCtx.moveTo(landmarks[i].x * canvasElement.width, landmarks[i].y * canvasElement.height);
-                    canvasCtx.lineTo(landmarks[i + 1].x * canvasElement.width, landmarks[i + 1].y * canvasElement.height);
-                    canvasCtx.stroke();
-                }
-                // Hiển thị từng điểm landmark nhỏ màu đỏ
-                canvasCtx.fillStyle = "red";
-                landmarks.forEach((landmark) =&gt; {
-                    canvasCtx.beginPath();
-                    canvasCtx.arc(landmark.x * canvasElement.width, landmark.y * canvasElement.height, 2, 0, 2 * Math.PI);
-                    canvasCtx.fill();
-                });
-            });
-        }
-    });
-    return hands;
-};
-export const setupWebcamToggle = (toggleBtn, hands) =&gt; {
-    let streamActive = false;
-    let camera;
-    toggleBtn.addEventListener("click", () =&gt; {
-        if (!streamActive) {
-            const videoElement = document.createElement("video");
-            videoElement.width = 640;
-            videoElement.height = 480;
-            camera = new Camera(videoElement, {
-                onFrame: async () =&gt; await hands.send({ image: videoElement }),
-                width: 640,
-                height: 480
-            });
-            camera.start();
-            toggleBtn.textContent = "Tắt Webcam";
-            toggleBtn.classList.add("active"); // Đổi màu sang đỏ khi bật
-            console.log("Webcam BẬT - Đã thêm class 'active'");
-            streamActive = true;
-        } else {
-            camera.stop();
-            toggleBtn.textContent = "Bật Webcam";
-            toggleBtn.classList.remove("active"); // Đổi màu sang trắng khi tắt
-            console.log("Webcam TẮT - Đã xóa class 'active'");
-            streamActive = false;
-        }
-    });
-};
-let currentHandX = 0;
-export const getCurrentHandX = () =&gt; currentHandX;</w:t>
-      </w:r>
-    </w:p>
-    <w:p>
-      <w:r>
-        <w:t xml:space="preserve">
-</w:t>
-      </w:r>
-    </w:p>
-    <w:p>
-      <w:r>
-        <w:t>--- firebaseModule.js ---</w:t>
-      </w:r>
-    </w:p>
-    <w:p>
-      <w:r>
-        <w:t>// firebaseModule.js
-const FIREBASE_DB_URL = "https://gamehungtraicay-d301f-default-rtdb.asia-southeast1.firebasedatabase.app";
-//Hàm lưu điểm (POST)
-export function saveScore(name, score) {
-  console.log("Đang gửi điểm lên Firebase:", name, score);
-  return fetch(`${FIREBASE_DB_URL}/scores.json`, {
-    method: "POST",
-    headers: {
-      "Content-Type": "application/json"
-    },
-    body: JSON.stringify({
-      name: name,
-      score: score,
-      time: Date.now()
-    })
-  })
-    .then((res) =&gt; res.json())
-    .then((data) =&gt; {
-      console.log("Gửi thành công:", data);
-    })
-    .catch((err) =&gt; {
-      console.error("Lỗi khi gửi điểm:", err);
-    });
-}
-// Hàm lấy top 5 điểm cao (GET + sắp xếp)
-export async function getTopScores() {
-  try {
-    const response = await fetch(`${FIREBASE_DB_URL}/scores.json`);
-    const data = await response.json();
-    if (!data) return [];
-    const allScores = Object.values(data);
-    allScores.sort((a, b) =&gt; b.score - a.score);
-    return allScores.slice(0, 5);
-  } catch (err) {
-    console.error("Lỗi khi lấy bảng xếp hạng:", err);
-    return [];
-  }
-}</w:t>
-      </w:r>
-    </w:p>
-    <w:p>
-      <w:r>
-        <w:t xml:space="preserve">
-</w:t>
-      </w:r>
-    </w:p>
-    <w:p>
-      <w:r>
-        <w:t>--- game.js ---</w:t>
-      </w:r>
-    </w:p>
-    <w:p>
-      <w:r>
-        <w:t>//game.js
-import { GameScene } from './gamescene.js';
-import { languageData } from './language.js';
-import { getTopScores } from './firebaseModule.js';
-import { saveScore } from './firebaseModule.js';
-import { setupHandsTracking, setupWebcamToggle } from './handsModule.js';
-const canvasElement = document.getElementById("canvas");
-const toggleBtn = document.getElementById("Nut_Webcam");
-const hands = setupHandsTracking(canvasElement, toggleBtn);
-const selectedControl = document.querySelector('input[name="controlType"]:checked').value;
-localStorage.setItem("controlType", selectedControl);
-setupWebcamToggle(toggleBtn, hands);
-let game;
-let speedDown = 50;
-let basketSpeed = 200;
-function updateTexts() {
-  const lang = localStorage.getItem("language") || "vi";
-  const texts = languageData[lang];
-  document.getElementById("gameTitle").innerText = texts.title;
-  document.getElementById("startGameBtn").innerText = texts.startGame;
-  document.getElementById("settingsBtn").innerText = texts.settings;
-  document.getElementById("fallSpeedLabel").childNodes[0].textContent = texts.fallSpeed + " ";
-  document.getElementById("basketSpeedLabel").childNodes[0].textContent = texts.basketSpeed + " ";
-  document.getElementById("controlTypeTitle").innerText = texts.controlType;
-  document.getElementById("keyboardLabel").innerText = texts.keyboard;
-  document.getElementById("handtrackingLabel").innerText = texts.handtracking;
-  document.getElementById("languageSelectTitle").innerText = texts.languageSelect;
-  document.getElementById("saveSettingsBtn").innerText = texts.save;
-  document.getElementById("backToMenuBtn").innerText = texts.back;
-  document.getElementById("returnToMenuBtn").innerText = texts.returnMenu;
-}
-document.getElementById("settingsBtn").addEventListener("click", () =&gt; {
-  document.getElementById("mainMenu").style.display = "none";
-  document.getElementById("settings").style.display = "block";
-});
-document.getElementById("saveSettingsBtn").addEventListener("click", () =&gt; {
-  speedDown = parseInt(document.getElementById("speedSlider").value);
-  basketSpeed = parseInt(document.getElementById("basketSpeedSlider").value);
-  const selectedControl = document.querySelector('input[name="controlType"]:checked').value;
-  const selectedLanguage = document.getElementById("languageSelect").value;
-  const selectedGameMode = document.querySelector('input[name="gameMode"]:checked').value;
-  localStorage.setItem("gameMode", selectedGameMode);
-  localStorage.setItem("controlType", selectedControl);
-  localStorage.setItem("fallSpeed", speedDown);
-  localStorage.setItem("basketSpeed", basketSpeed);
-  localStorage.setItem("language", selectedLanguage);
-  updateTexts();
-  alert("Cài đặt đã được lưu!");
-});
-document.getElementById("backToMenuBtn").addEventListener("click", () =&gt; {
-  document.getElementById("settings").style.display = "none";
-  document.getElementById("mainMenu").style.display = "block";
-});
-document.getElementById("startGameBtn").addEventListener("click", () =&gt; {
-  document.getElementById("mainMenu").style.display = "none";
-  document.getElementById("gameScreen").style.display = "block";
-  if (game) game.destroy(true);
-  game = new Phaser.Game({
-    type: Phaser.WEBGL,
-    width: 500,
-    height: 500,
-    canvas: document.querySelector("#gameCanvas"),
-    physics: { default: "arcade", arcade: { gravity: { y: 0 } } },
-    scene: [GameScene],
-  });
-});
-document.getElementById("returnToMenuBtn").addEventListener("click", () =&gt; {
-  // Ẩn game, hiện menu
-  document.getElementById("gameScreen").style.display = "none";
-  document.getElementById("mainMenu").style.display = "block";
-  // Xoá game nếu tồn tại
-  if (game) game.destroy(true);
-  // 👉 Gọi lại leaderboard ngay
-  loadLeaderboard();
-});
-updateTexts();
-//Bảng xếp hạng
-async function loadLeaderboard() {
-  const list = document.getElementById("leaderboardList");
-  list.innerHTML = "&lt;li&gt;Đang tải...&lt;/li&gt;";
-  try {
-    const scores = await getTopScores();
-    if (scores.length === 0) {
-      list.innerHTML = "&lt;li&gt;Chưa có dữ liệu.&lt;/li&gt;";
-      return;
-    }
-    list.innerHTML = "";
-    scores.forEach((entry, index) =&gt; {
-      const li = document.createElement("li");
-      li.textContent = `${index + 1}. ${entry.name} - ${entry.score} điểm`;
-      list.appendChild(li);
-    });
-  } catch (err) {
-    console.error("Lỗi khi tải bảng xếp hạng:", err);
-    list.innerHTML = "&lt;li&gt;Lỗi khi tải dữ liệu.&lt;/li&gt;";
-  }
-}</w:t>
-      </w:r>
-    </w:p>
-    <w:p>
-      <w:r>
-        <w:t xml:space="preserve">
-</w:t>
-      </w:r>
-    </w:p>
-    <w:p>
-      <w:r>
-        <w:t>--- gamescene.js ---</w:t>
-      </w:r>
-    </w:p>
-    <w:p>
-      <w:r>
-        <w:t>import { getCurrentHandX } from './handsModule.js';
-import { languageData } from './language.js';
-import { saveScore } from './firebaseModule.js';
-export class GameScene extends Phaser.Scene {
-    constructor() {
-        super("scene-game");
-        this.player;
-        this.target;
-        this.cursor;
-        this.score = 0;
-        this.timeElapsed = 0;
-        this.scoreText;
-        this.timeText;
-        this.controlText;
-        this.mode = localStorage.getItem("gameMode") || "free";
-        this.remainingTime = 60;
-        this.timerText;
-        this.gameEnded = false;
-    }
-    preload() {
-        this.load.image("bg", "assets/caytao.png");
-        this.load.image("basket", "assets/basket.png");
-        this.load.image("apple", "assets/apple.png");
-        this.load.audio("bgMusic", "assets/bgMusic.mp3");
-        this.load.audio("coinSound", "assets/coin.mp3");
-    }
-    create() {
-        this.leftPressed = false;
-        this.rightPressed = false;
-        // Sự kiện cảm ứng
-        const leftBtn = document.getElementById("btn-left");
-        const rightBtn = document.getElementById("btn-right");
-        leftBtn?.addEventListener("touchstart", () =&gt; {
-            this.leftPressed = true;
-            console.log("Nút trái nhấn");
-        });
-        leftBtn?.addEventListener("touchend", () =&gt; {
-            this.leftPressed = false;
-            console.log("Nút trái nhả");
-        });
-        rightBtn?.addEventListener("touchstart", () =&gt; {
-            this.rightPressed = true;
-            console.log("Nút phải nhấn");
-        });
-        rightBtn?.addEventListener("touchend", () =&gt; {
-            this.rightPressed = false;
-            console.log("Nút phải nhả");
-        });        
-        // Logic phát nhạc
-        this.bgMusic = this.sound.add("bgMusic", { loop: true, volume: 0.5 });
-        this.bgMusic.play();
-        if (this.mode === "60s") {
-            this.timerText = this.add.text(300, 10, "60", {
-                fontSize: "22px",
-                fill: "#ff3333",
-                stroke: "#000",
-                strokeThickness: 2
-            });
-        }
-        // Logic thay đổi ngôn ngữ 
-        const lang = localStorage.getItem("language") || "vi";
-        const texts = languageData[lang];
-        this.add.image(0, 0, "bg").setOrigin(0, 0);
-        this.player = this.physics.add.image(0, 500, "basket").setCollideWorldBounds(true);
-        this.target = this.physics.add.image(Math.random() * 500, 0, "apple").setVelocityY(50);
-        this.cursor = this.input.keyboard.createCursorKeys();
-        this.scoreText = this.add.text(10, 10, `${texts.score}: 0`, {
-            fontSize: "22px",
-            fill: "#ffcc00",
-            stroke: "#000",
-            strokeThickness: 2
-        });
-        this.timeText = this.add.text(10, 40, `${texts.time}: 0s`, {
-            fontSize: "20px",
-            fill: "#66ff99",
-            stroke: "#000",
-            strokeThickness: 2
-        });
-        this.controlText = this.add.text(10, 70, "", {
-            fontSize: "18px",
-            fill: "#ffffff",
-            strokeThickness: 1
-        });
-        this.modeText = this.add.text(10, 100, "", {
-            fontSize: "18px",
-            fill: "#ffffff",
-            strokeThickness: 1
-        });
-        this.physics.add.overlap(this.player, this.target, this.catchApple, null, this);
-    }
-    update() {
-        //Logic hiển thị ngôn ngữ lựa chọn
-        const lang = localStorage.getItem("language") || "vi";
-        const texts = languageData[lang];
-        const controlType = localStorage.getItem("controlType") || "keyboard";
-        this.controlText.setText(`${texts.control}: ${controlType === "keyboard" ? texts.keyboard : texts.handtracking}`);
-        this.modeText.setText(`Chế độ: ${this.mode === "60s" ? "60 Giây" : "Tự Do"}`);
-        if (this.mode === "60s" &amp;&amp; !this.gameEnded) {
-            this.remainingTime -= this.game.loop.delta / 1000;
-            if (this.remainingTime &lt;= 0) {
-                this.remainingTime = 0;
-                this.endGame();
-            }
-            this.timeText.setText(`${texts.time}: ${Math.floor(this.remainingTime)}s`);
-        } else {
-            this.timeElapsed += this.game.loop.delta / 1000;
-            this.timeText.setText(`${texts.time}: ${Math.floor(this.timeElapsed)}s`);
-        }
-        //Điều khiển bằng nút ảo 
-        if (controlType === "virtualButtons") {
-            if (this.leftPressed) {
-                this.player.setVelocityX(-200);
-                console.log("Giỏ đang di chuyển sang trái");
-            } else if (this.rightPressed) {
-                this.player.setVelocityX(200);
-                console.log("Giỏ đang di chuyển sang phải");
-            } else {
-                this.player.setVelocityX(0);
-                console.log("Giỏ dừng lại");
-            }
-        }
-        if (controlType === "handtracking") {
-            const handX = getCurrentHandX();
-            const canvasWidth = this.sys.canvas.width;
-            const targetX = handX * canvasWidth;
-            this.player.x = Phaser.Math.Linear(this.player.x, Phaser.Math.Clamp(targetX, 0 + this.player.width / 2, canvasWidth - this.player.width / 2), 0.2);
-            this.player.setVelocityX(0);
-        } 
-        else {
-            if (this.cursor.left.isDown || this.leftPressed) {
-                this.player.setVelocityX(-200);
-            } else if (this.cursor.right.isDown || this.rightPressed) {
-                this.player.setVelocityX(200);
-            } else {
-                this.player.setVelocityX(0);
-            }
-        }
-        if (this.target.y &gt;= 500) {
-            this.target.setY(0);
-            this.target.setX(Math.random() * 500);
-        }
-    }
-    catchApple() {
-        this.sound.play("coinSound", { volume: 1 });
-        this.score += 10;
-        const lang = localStorage.getItem("language") || "vi";
-        const texts = languageData[lang];
-        this.scoreText.setText(`${texts.score}: ${this.score}`);
-        this.target.setY(0);
-        this.target.setX(Math.random() * 500);
-    }
-    endGame() {
-        this.gameEnded = true;
-        this.physics.pause();
-        const lang = localStorage.getItem("language") || "vi";
-        const texts = languageData[lang];
-        const duration = Math.floor(this.timeElapsed);
-        const playerName = prompt("Nhập tên:");
-        if (playerName) {
-            saveScore(playerName, this.score);
-        }
-        this.add.text(150, 220, `Kết thúc!\n${texts.score}: ${this.score}`, {
-            fontSize: "28px",
-            fill: "#ffffff",
-            align: "center",
-            stroke: "#000",
-            strokeThickness: 3
-        }).setOrigin(0.5);
-    }
-}
-//Hàm lưu dữ liệu lên Firebase
-function saveScoreToFirebase(name, score, duration) {
-    fetch('https://gamehungtraicay-d301f-default-rtdb.asia-southeast1.firebasedatabase.app/scores.json', {
-        method: 'POST',
-        headers: { 'Content-Type': 'application/json' },
-        body: JSON.stringify({
-            name: name,
-            score: score,
-            duration: duration,
-            time: Date.now()
-        })
-    })
-    .then(res =&gt; res.json())
-    .then(data =&gt; console.log("Điểm đã được lưu:", data))
-    .catch(err =&gt; console.error("Lỗi khi lưu điểm:", err));
 }</w:t>
       </w:r>
     </w:p>
